--- a/Entregables/Paper técnico.docx
+++ b/Entregables/Paper técnico.docx
@@ -20,20 +20,8 @@
           <w:sz w:val="48"/>
           <w:szCs w:val="48"/>
         </w:rPr>
-        <w:t xml:space="preserve">Título del </w:t>
-      </w:r>
-      <w:proofErr w:type="spellStart"/>
-      <w:r>
-        <w:rPr>
-          <w:rFonts w:ascii="Times New Roman" w:hAnsi="Times New Roman" w:cs="Times New Roman"/>
-          <w:b/>
-          <w:bCs/>
-          <w:sz w:val="48"/>
-          <w:szCs w:val="48"/>
-        </w:rPr>
-        <w:t>paper</w:t>
-      </w:r>
-      <w:proofErr w:type="spellEnd"/>
+        <w:t>Título del paper</w:t>
+      </w:r>
     </w:p>
     <w:p>
       <w:pPr>
@@ -312,69 +300,35 @@
           <w:rFonts w:ascii="Times New Roman" w:hAnsi="Times New Roman" w:cs="Times New Roman"/>
         </w:rPr>
       </w:pPr>
-      <w:proofErr w:type="spellStart"/>
       <w:r>
         <w:rPr>
           <w:rFonts w:ascii="Times New Roman" w:hAnsi="Times New Roman" w:cs="Times New Roman"/>
           <w:i/>
           <w:iCs/>
         </w:rPr>
-        <w:t>A.Planteamiento</w:t>
-      </w:r>
-      <w:proofErr w:type="spellEnd"/>
+        <w:t>A.Planteamiento del problema</w:t>
+      </w:r>
+    </w:p>
+    <w:p>
+      <w:pPr>
+        <w:spacing w:line="240" w:lineRule="auto"/>
+        <w:rPr>
+          <w:rFonts w:ascii="Times New Roman" w:hAnsi="Times New Roman" w:cs="Times New Roman"/>
+        </w:rPr>
+      </w:pPr>
       <w:r>
         <w:rPr>
           <w:rFonts w:ascii="Times New Roman" w:hAnsi="Times New Roman" w:cs="Times New Roman"/>
           <w:i/>
           <w:iCs/>
         </w:rPr>
-        <w:t xml:space="preserve"> del problema</w:t>
-      </w:r>
-    </w:p>
-    <w:p>
-      <w:pPr>
-        <w:spacing w:line="240" w:lineRule="auto"/>
-        <w:rPr>
-          <w:rFonts w:ascii="Times New Roman" w:hAnsi="Times New Roman" w:cs="Times New Roman"/>
-        </w:rPr>
-      </w:pPr>
-      <w:proofErr w:type="spellStart"/>
-      <w:r>
-        <w:rPr>
-          <w:rFonts w:ascii="Times New Roman" w:hAnsi="Times New Roman" w:cs="Times New Roman"/>
-          <w:i/>
-          <w:iCs/>
-        </w:rPr>
-        <w:t>B.Objetivos</w:t>
-      </w:r>
-      <w:proofErr w:type="spellEnd"/>
-      <w:r>
-        <w:rPr>
-          <w:rFonts w:ascii="Times New Roman" w:hAnsi="Times New Roman" w:cs="Times New Roman"/>
-          <w:i/>
-          <w:iCs/>
-        </w:rPr>
-        <w:t xml:space="preserve"> y alcance </w:t>
-      </w:r>
-      <w:r>
-        <w:rPr>
-          <w:rFonts w:ascii="Times New Roman" w:hAnsi="Times New Roman" w:cs="Times New Roman"/>
-        </w:rPr>
-        <w:t xml:space="preserve">(puede ir aquí o incluido en la </w:t>
-      </w:r>
-      <w:proofErr w:type="spellStart"/>
-      <w:r>
-        <w:rPr>
-          <w:rFonts w:ascii="Times New Roman" w:hAnsi="Times New Roman" w:cs="Times New Roman"/>
-        </w:rPr>
-        <w:t>intro</w:t>
-      </w:r>
-      <w:proofErr w:type="spellEnd"/>
-      <w:r>
-        <w:rPr>
-          <w:rFonts w:ascii="Times New Roman" w:hAnsi="Times New Roman" w:cs="Times New Roman"/>
-        </w:rPr>
-        <w:t>)</w:t>
+        <w:t xml:space="preserve">B.Objetivos y alcance </w:t>
+      </w:r>
+      <w:r>
+        <w:rPr>
+          <w:rFonts w:ascii="Times New Roman" w:hAnsi="Times New Roman" w:cs="Times New Roman"/>
+        </w:rPr>
+        <w:t>(puede ir aquí o incluido en la intro)</w:t>
       </w:r>
     </w:p>
     <w:p>
@@ -458,7 +412,31 @@
         <w:rPr>
           <w:rFonts w:ascii="Times New Roman" w:hAnsi="Times New Roman" w:cs="Times New Roman"/>
         </w:rPr>
-        <w:t>sistema gana mucha tolerancia a fallos. Si algún servidor o nodo llega a fallar o desconectarse, la base de datos puede seguir funcionando sin interrumpir el servicio. En resumen, adoptar un modelo NoSQL le permite a las empresas actuales procesar muchísimos datos a alta velocidad y adaptarse fácil al crecimiento de sus aplicaciones (IBM, 2024).</w:t>
+        <w:t xml:space="preserve">sistema gana mucha tolerancia a fallos. Si algún servidor o nodo llega a fallar o desconectarse, la base de datos puede seguir funcionando sin interrumpir el servicio. En resumen, adoptar un modelo NoSQL le permite a las empresas actuales procesar muchísimos datos a alta velocidad y adaptarse fácil al crecimiento de sus aplicaciones </w:t>
+      </w:r>
+      <w:r>
+        <w:rPr>
+          <w:rFonts w:ascii="Times New Roman" w:hAnsi="Times New Roman" w:cs="Times New Roman"/>
+        </w:rPr>
+        <w:t>[</w:t>
+      </w:r>
+      <w:r>
+        <w:rPr>
+          <w:rFonts w:ascii="Times New Roman" w:hAnsi="Times New Roman" w:cs="Times New Roman"/>
+        </w:rPr>
+        <w:t>5</w:t>
+      </w:r>
+      <w:r>
+        <w:rPr>
+          <w:rFonts w:ascii="Times New Roman" w:hAnsi="Times New Roman" w:cs="Times New Roman"/>
+        </w:rPr>
+        <w:t>]</w:t>
+      </w:r>
+      <w:r>
+        <w:rPr>
+          <w:rFonts w:ascii="Times New Roman" w:hAnsi="Times New Roman" w:cs="Times New Roman"/>
+        </w:rPr>
+        <w:t>.</w:t>
       </w:r>
     </w:p>
     <w:p>
@@ -474,7 +452,31 @@
         <w:rPr>
           <w:rFonts w:ascii="Times New Roman" w:hAnsi="Times New Roman" w:cs="Times New Roman"/>
         </w:rPr>
-        <w:t>Por su parte, El Alami et al. (2024), señalan que la base de datos orientada a documentos es una representación del concepto clave-valor, pero organizada en documentos con campos que se pueden indexar para estructurar la información de forma jerárquica. Está diseñada para guardar sesiones generales, archivos, perfiles de usuario o páginas web.</w:t>
+        <w:t>Por su parte, la base de datos orientada a documentos es una representación del concepto clave-valor, pero organizada en documentos con campos que se pueden indexar para estructurar la información de forma jerárquica. Está diseñada para guardar sesiones generales, archivos, perfiles de usuario o páginas web</w:t>
+      </w:r>
+      <w:r>
+        <w:rPr>
+          <w:rFonts w:ascii="Times New Roman" w:hAnsi="Times New Roman" w:cs="Times New Roman"/>
+        </w:rPr>
+        <w:t xml:space="preserve"> [</w:t>
+      </w:r>
+      <w:r>
+        <w:rPr>
+          <w:rFonts w:ascii="Times New Roman" w:hAnsi="Times New Roman" w:cs="Times New Roman"/>
+        </w:rPr>
+        <w:t>6</w:t>
+      </w:r>
+      <w:r>
+        <w:rPr>
+          <w:rFonts w:ascii="Times New Roman" w:hAnsi="Times New Roman" w:cs="Times New Roman"/>
+        </w:rPr>
+        <w:t>]</w:t>
+      </w:r>
+      <w:r>
+        <w:rPr>
+          <w:rFonts w:ascii="Times New Roman" w:hAnsi="Times New Roman" w:cs="Times New Roman"/>
+        </w:rPr>
+        <w:t>.</w:t>
       </w:r>
     </w:p>
     <w:p>
@@ -511,21 +513,7 @@
         <w:rPr>
           <w:rFonts w:ascii="Times New Roman" w:hAnsi="Times New Roman" w:cs="Times New Roman"/>
         </w:rPr>
-        <w:t xml:space="preserve">Para atender los requerimientos operacionales y analíticos del caso de negocio </w:t>
-      </w:r>
-      <w:proofErr w:type="spellStart"/>
-      <w:r>
-        <w:rPr>
-          <w:rFonts w:ascii="Times New Roman" w:hAnsi="Times New Roman" w:cs="Times New Roman"/>
-        </w:rPr>
-        <w:t>MercadoTico</w:t>
-      </w:r>
-      <w:proofErr w:type="spellEnd"/>
-      <w:r>
-        <w:rPr>
-          <w:rFonts w:ascii="Times New Roman" w:hAnsi="Times New Roman" w:cs="Times New Roman"/>
-        </w:rPr>
-        <w:t xml:space="preserve"> 360, se seleccionó el sistema de gestión de bases de datos orientado a documentos MongoDB. La elección de esta tecnología se fundamenta en las </w:t>
+        <w:t xml:space="preserve">Para atender los requerimientos operacionales y analíticos del caso de negocio MercadoTico 360, se seleccionó el sistema de gestión de bases de datos orientado a documentos MongoDB. La elección de esta tecnología se fundamenta en las </w:t>
       </w:r>
       <w:r>
         <w:rPr>
@@ -696,7 +684,25 @@
         <w:rPr>
           <w:rFonts w:ascii="Times New Roman" w:hAnsi="Times New Roman" w:cs="Times New Roman"/>
         </w:rPr>
-        <w:t>La elección de estas estrategias de modelado (esquemas flexibles y documentos embebidos) se alinean directamente con las mejores prácticas recomendadas en la documentación oficial de MongoDB para el diseño de bases de datos orientadas a documentos (MongoDB, s.f.).</w:t>
+        <w:t xml:space="preserve">La elección de estas estrategias de modelado (esquemas flexibles y documentos embebidos) se alinean directamente con las mejores prácticas recomendadas en la documentación oficial de MongoDB para el diseño de bases de datos orientadas a documentos </w:t>
+      </w:r>
+      <w:r>
+        <w:rPr>
+          <w:rFonts w:ascii="Times New Roman" w:hAnsi="Times New Roman" w:cs="Times New Roman"/>
+        </w:rPr>
+        <w:t>[</w:t>
+      </w:r>
+      <w:r>
+        <w:rPr>
+          <w:rFonts w:ascii="Times New Roman" w:hAnsi="Times New Roman" w:cs="Times New Roman"/>
+        </w:rPr>
+        <w:t>7</w:t>
+      </w:r>
+      <w:r>
+        <w:rPr>
+          <w:rFonts w:ascii="Times New Roman" w:hAnsi="Times New Roman" w:cs="Times New Roman"/>
+        </w:rPr>
+        <w:t>].</w:t>
       </w:r>
     </w:p>
     <w:p>
@@ -866,7 +872,6 @@
         </w:rPr>
         <w:t xml:space="preserve"> Corresponde a los datos de los usuarios de la plataforma. Se gestiona mediante documentos independientes referenciados desde otras colecciones a través de una clave única (</w:t>
       </w:r>
-      <w:proofErr w:type="spellStart"/>
       <w:r>
         <w:rPr>
           <w:rFonts w:ascii="Consolas" w:hAnsi="Consolas" w:cs="Times New Roman"/>
@@ -875,7 +880,6 @@
         </w:rPr>
         <w:t>cliente_id</w:t>
       </w:r>
-      <w:proofErr w:type="spellEnd"/>
       <w:r>
         <w:rPr>
           <w:rFonts w:ascii="Times New Roman" w:hAnsi="Times New Roman" w:cs="Times New Roman"/>
@@ -934,7 +938,6 @@
         </w:rPr>
         <w:t xml:space="preserve"> Implemente el patrón de documentos embebidos, en lugar de normalizar los detalles de la compra en tablas hijas, cada documento de pedido contiene un arreglo (</w:t>
       </w:r>
-      <w:proofErr w:type="spellStart"/>
       <w:r>
         <w:rPr>
           <w:rFonts w:ascii="Consolas" w:hAnsi="Consolas" w:cs="Times New Roman"/>
@@ -943,7 +946,6 @@
         </w:rPr>
         <w:t>líneas_detalle</w:t>
       </w:r>
-      <w:proofErr w:type="spellEnd"/>
       <w:r>
         <w:rPr>
           <w:rFonts w:ascii="Times New Roman" w:hAnsi="Times New Roman" w:cs="Times New Roman"/>
@@ -1230,21 +1232,7 @@
         <w:rPr>
           <w:rFonts w:ascii="Times New Roman" w:hAnsi="Times New Roman" w:cs="Times New Roman"/>
         </w:rPr>
-        <w:t xml:space="preserve">El código, scripts de implementación y </w:t>
-      </w:r>
-      <w:proofErr w:type="spellStart"/>
-      <w:r>
-        <w:rPr>
-          <w:rFonts w:ascii="Times New Roman" w:hAnsi="Times New Roman" w:cs="Times New Roman"/>
-        </w:rPr>
-        <w:t>datasets</w:t>
-      </w:r>
-      <w:proofErr w:type="spellEnd"/>
-      <w:r>
-        <w:rPr>
-          <w:rFonts w:ascii="Times New Roman" w:hAnsi="Times New Roman" w:cs="Times New Roman"/>
-        </w:rPr>
-        <w:t xml:space="preserve"> utilizados en este trabajo están disponibles públicamente en:</w:t>
+        <w:t>El código, scripts de implementación y datasets utilizados en este trabajo están disponibles públicamente en:</w:t>
       </w:r>
     </w:p>
     <w:p>
@@ -1310,7 +1298,15 @@
     <w:p>
       <w:pPr>
         <w:spacing w:line="240" w:lineRule="auto"/>
-        <w:ind w:left="709" w:hanging="709"/>
+        <w:ind w:firstLine="709"/>
+        <w:jc w:val="both"/>
+        <w:rPr>
+          <w:rFonts w:ascii="Times New Roman" w:hAnsi="Times New Roman" w:cs="Times New Roman"/>
+        </w:rPr>
+      </w:pPr>
+    </w:p>
+    <w:p>
+      <w:pPr>
         <w:jc w:val="both"/>
         <w:rPr>
           <w:rFonts w:ascii="Times New Roman" w:hAnsi="Times New Roman" w:cs="Times New Roman"/>
@@ -1321,56 +1317,70 @@
         <w:rPr>
           <w:rFonts w:ascii="Times New Roman" w:hAnsi="Times New Roman" w:cs="Times New Roman"/>
         </w:rPr>
-        <w:t xml:space="preserve">El Alami, A., </w:t>
-      </w:r>
-      <w:proofErr w:type="spellStart"/>
-      <w:r>
-        <w:rPr>
-          <w:rFonts w:ascii="Times New Roman" w:hAnsi="Times New Roman" w:cs="Times New Roman"/>
-        </w:rPr>
-        <w:t>Khourdifi</w:t>
-      </w:r>
-      <w:proofErr w:type="spellEnd"/>
-      <w:r>
-        <w:rPr>
-          <w:rFonts w:ascii="Times New Roman" w:hAnsi="Times New Roman" w:cs="Times New Roman"/>
-        </w:rPr>
-        <w:t xml:space="preserve">, Y., Ait El </w:t>
-      </w:r>
-      <w:proofErr w:type="spellStart"/>
-      <w:r>
-        <w:rPr>
-          <w:rFonts w:ascii="Times New Roman" w:hAnsi="Times New Roman" w:cs="Times New Roman"/>
-        </w:rPr>
-        <w:t>Mouden</w:t>
-      </w:r>
-      <w:proofErr w:type="spellEnd"/>
-      <w:r>
-        <w:rPr>
-          <w:rFonts w:ascii="Times New Roman" w:hAnsi="Times New Roman" w:cs="Times New Roman"/>
-        </w:rPr>
-        <w:t xml:space="preserve">, Z., </w:t>
-      </w:r>
-      <w:proofErr w:type="spellStart"/>
-      <w:r>
-        <w:rPr>
-          <w:rFonts w:ascii="Times New Roman" w:hAnsi="Times New Roman" w:cs="Times New Roman"/>
-        </w:rPr>
-        <w:t>Lahmer</w:t>
-      </w:r>
-      <w:proofErr w:type="spellEnd"/>
-      <w:r>
-        <w:rPr>
-          <w:rFonts w:ascii="Times New Roman" w:hAnsi="Times New Roman" w:cs="Times New Roman"/>
-        </w:rPr>
-        <w:t xml:space="preserve">, M., &amp; Hasnaoui, M. L. (2024). </w:t>
+        <w:t>[</w:t>
+      </w:r>
+      <w:r>
+        <w:rPr>
+          <w:rFonts w:ascii="Times New Roman" w:hAnsi="Times New Roman" w:cs="Times New Roman"/>
+        </w:rPr>
+        <w:t>5</w:t>
+      </w:r>
+      <w:r>
+        <w:rPr>
+          <w:rFonts w:ascii="Times New Roman" w:hAnsi="Times New Roman" w:cs="Times New Roman"/>
+        </w:rPr>
+        <w:t xml:space="preserve">] IBM, "¿Qué son las bases de datos NoSQL?," </w:t>
+      </w:r>
+      <w:r>
+        <w:rPr>
+          <w:rFonts w:ascii="Times New Roman" w:hAnsi="Times New Roman" w:cs="Times New Roman"/>
+          <w:i/>
+          <w:iCs/>
+        </w:rPr>
+        <w:t>IBM Think</w:t>
+      </w:r>
+      <w:r>
+        <w:rPr>
+          <w:rFonts w:ascii="Times New Roman" w:hAnsi="Times New Roman" w:cs="Times New Roman"/>
+        </w:rPr>
+        <w:t xml:space="preserve">, 18 de marzo de 2024. [En línea]. Disponible en: https://www.ibm.com/mx-es/think/topics/nosql-databases. </w:t>
       </w:r>
       <w:r>
         <w:rPr>
           <w:rFonts w:ascii="Times New Roman" w:hAnsi="Times New Roman" w:cs="Times New Roman"/>
           <w:lang w:val="en-US"/>
         </w:rPr>
-        <w:t xml:space="preserve">Migrating relational databases to NoSQL-oriented documents using object-oriented concepts. </w:t>
+        <w:t>[Accedido: 26-sep-2026]</w:t>
+      </w:r>
+    </w:p>
+    <w:p>
+      <w:pPr>
+        <w:jc w:val="both"/>
+        <w:rPr>
+          <w:rFonts w:ascii="Times New Roman" w:hAnsi="Times New Roman" w:cs="Times New Roman"/>
+          <w:lang w:val="en-US"/>
+        </w:rPr>
+      </w:pPr>
+      <w:r>
+        <w:rPr>
+          <w:rFonts w:ascii="Times New Roman" w:hAnsi="Times New Roman" w:cs="Times New Roman"/>
+          <w:lang w:val="en-US"/>
+        </w:rPr>
+        <w:t>[</w:t>
+      </w:r>
+      <w:r>
+        <w:rPr>
+          <w:rFonts w:ascii="Times New Roman" w:hAnsi="Times New Roman" w:cs="Times New Roman"/>
+          <w:lang w:val="en-US"/>
+        </w:rPr>
+        <w:t>6</w:t>
+      </w:r>
+      <w:r>
+        <w:rPr>
+          <w:rFonts w:ascii="Times New Roman" w:hAnsi="Times New Roman" w:cs="Times New Roman"/>
+          <w:lang w:val="en-US"/>
+        </w:rPr>
+        <w:t xml:space="preserve">] A. El Alami, Y. Khourdifi, Z. Ait El Mouden, M. Lahmer y M. L. Hasnaoui, "Migrating Relational Databases to NoSQL-Oriented Documents Using Object-Oriented Concepts," </w:t>
       </w:r>
       <w:r>
         <w:rPr>
@@ -1395,164 +1405,66 @@
           <w:iCs/>
           <w:lang w:val="en-US"/>
         </w:rPr>
-        <w:t>17</w:t>
+        <w:t>vol. 17</w:t>
       </w:r>
       <w:r>
         <w:rPr>
           <w:rFonts w:ascii="Times New Roman" w:hAnsi="Times New Roman" w:cs="Times New Roman"/>
           <w:lang w:val="en-US"/>
         </w:rPr>
-        <w:t xml:space="preserve">(4). </w:t>
-      </w:r>
-      <w:hyperlink r:id="rId6" w:history="1">
-        <w:r>
-          <w:rPr>
-            <w:rStyle w:val="Hipervnculo"/>
-            <w:rFonts w:ascii="Times New Roman" w:hAnsi="Times New Roman" w:cs="Times New Roman"/>
-            <w:lang w:val="en-US"/>
-          </w:rPr>
-          <w:t>https://doi.org/10.22266/ijies2024.0831.48</w:t>
-        </w:r>
-      </w:hyperlink>
+        <w:t>, no. 4, pp. 540-551, 2024, doi: 10.22266/ijies2024.0831.48.</w:t>
+      </w:r>
+    </w:p>
+    <w:p>
+      <w:pPr>
+        <w:jc w:val="both"/>
+        <w:rPr>
+          <w:rFonts w:ascii="Times New Roman" w:hAnsi="Times New Roman" w:cs="Times New Roman"/>
+        </w:rPr>
+      </w:pPr>
       <w:r>
         <w:rPr>
           <w:rFonts w:ascii="Times New Roman" w:hAnsi="Times New Roman" w:cs="Times New Roman"/>
           <w:lang w:val="en-US"/>
         </w:rPr>
-        <w:t xml:space="preserve"> </w:t>
-      </w:r>
-    </w:p>
-    <w:p>
-      <w:pPr>
-        <w:spacing w:line="240" w:lineRule="auto"/>
-        <w:ind w:left="709" w:hanging="709"/>
-        <w:jc w:val="both"/>
+        <w:t>[</w:t>
+      </w:r>
+      <w:r>
         <w:rPr>
           <w:rFonts w:ascii="Times New Roman" w:hAnsi="Times New Roman" w:cs="Times New Roman"/>
           <w:lang w:val="en-US"/>
         </w:rPr>
-      </w:pPr>
-    </w:p>
-    <w:p>
-      <w:pPr>
-        <w:spacing w:line="240" w:lineRule="auto"/>
-        <w:ind w:left="709" w:hanging="709"/>
-        <w:jc w:val="both"/>
+        <w:t>7</w:t>
+      </w:r>
+      <w:r>
         <w:rPr>
           <w:rFonts w:ascii="Times New Roman" w:hAnsi="Times New Roman" w:cs="Times New Roman"/>
           <w:lang w:val="en-US"/>
         </w:rPr>
-      </w:pPr>
-      <w:r>
-        <w:rPr>
-          <w:rFonts w:ascii="Times New Roman" w:hAnsi="Times New Roman" w:cs="Times New Roman"/>
-        </w:rPr>
-        <w:t xml:space="preserve">IBM. (2024). </w:t>
+        <w:t xml:space="preserve">] MongoDB, "Data Modeling Introduction," </w:t>
       </w:r>
       <w:r>
         <w:rPr>
           <w:rFonts w:ascii="Times New Roman" w:hAnsi="Times New Roman" w:cs="Times New Roman"/>
           <w:i/>
           <w:iCs/>
-        </w:rPr>
-        <w:t>¿Qué son las bases de datos NoSQL?</w:t>
-      </w:r>
-      <w:r>
-        <w:rPr>
-          <w:rFonts w:ascii="Times New Roman" w:hAnsi="Times New Roman" w:cs="Times New Roman"/>
-        </w:rPr>
-        <w:t xml:space="preserve"> </w:t>
-      </w:r>
-      <w:r>
-        <w:rPr>
-          <w:rFonts w:ascii="Times New Roman" w:hAnsi="Times New Roman" w:cs="Times New Roman"/>
           <w:lang w:val="en-US"/>
         </w:rPr>
-        <w:t xml:space="preserve">IBM Think. </w:t>
-      </w:r>
-      <w:hyperlink r:id="rId7" w:history="1">
-        <w:r>
-          <w:rPr>
-            <w:rStyle w:val="Hipervnculo"/>
-            <w:rFonts w:ascii="Times New Roman" w:hAnsi="Times New Roman" w:cs="Times New Roman"/>
-            <w:lang w:val="en-US"/>
-          </w:rPr>
-          <w:t>https://www.ibm.com/mx-es/think/topics/nosql-databases</w:t>
-        </w:r>
-      </w:hyperlink>
+        <w:t>MongoDB Documentation</w:t>
+      </w:r>
       <w:r>
         <w:rPr>
           <w:rFonts w:ascii="Times New Roman" w:hAnsi="Times New Roman" w:cs="Times New Roman"/>
           <w:lang w:val="en-US"/>
         </w:rPr>
-        <w:t xml:space="preserve"> </w:t>
-      </w:r>
-    </w:p>
-    <w:p>
-      <w:pPr>
-        <w:spacing w:line="240" w:lineRule="auto"/>
-        <w:ind w:left="709" w:hanging="709"/>
-        <w:jc w:val="both"/>
-        <w:rPr>
-          <w:rFonts w:ascii="Times New Roman" w:hAnsi="Times New Roman" w:cs="Times New Roman"/>
-          <w:lang w:val="en-US"/>
-        </w:rPr>
-      </w:pPr>
-    </w:p>
-    <w:p>
-      <w:pPr>
-        <w:spacing w:line="240" w:lineRule="auto"/>
-        <w:ind w:left="709" w:hanging="709"/>
-        <w:jc w:val="both"/>
-        <w:rPr>
-          <w:rFonts w:ascii="Times New Roman" w:hAnsi="Times New Roman" w:cs="Times New Roman"/>
-        </w:rPr>
-      </w:pPr>
-      <w:r>
-        <w:rPr>
-          <w:rFonts w:ascii="Times New Roman" w:hAnsi="Times New Roman" w:cs="Times New Roman"/>
-        </w:rPr>
-        <w:t xml:space="preserve">MongoDB. (s. f.). Introducción al modelado de datos. </w:t>
-      </w:r>
-      <w:r>
-        <w:rPr>
-          <w:rFonts w:ascii="Times New Roman" w:hAnsi="Times New Roman" w:cs="Times New Roman"/>
-          <w:i/>
-          <w:iCs/>
-        </w:rPr>
-        <w:t>Documentación de MongoDB.</w:t>
-      </w:r>
-      <w:r>
-        <w:rPr>
-          <w:rFonts w:ascii="Times New Roman" w:hAnsi="Times New Roman" w:cs="Times New Roman"/>
-        </w:rPr>
-        <w:t xml:space="preserve"> </w:t>
-      </w:r>
-      <w:hyperlink r:id="rId8" w:history="1">
-        <w:r>
-          <w:rPr>
-            <w:rStyle w:val="Hipervnculo"/>
-            <w:rFonts w:ascii="Times New Roman" w:hAnsi="Times New Roman" w:cs="Times New Roman"/>
-          </w:rPr>
-          <w:t>https://www.mongodb.com/es/docs/manual/data-modeling/</w:t>
-        </w:r>
-      </w:hyperlink>
-      <w:r>
-        <w:rPr>
-          <w:rFonts w:ascii="Times New Roman" w:hAnsi="Times New Roman" w:cs="Times New Roman"/>
-        </w:rPr>
-        <w:t xml:space="preserve"> </w:t>
-      </w:r>
-    </w:p>
-    <w:p>
-      <w:pPr>
-        <w:spacing w:line="240" w:lineRule="auto"/>
-        <w:ind w:firstLine="709"/>
-        <w:jc w:val="both"/>
-        <w:rPr>
-          <w:rFonts w:ascii="Times New Roman" w:hAnsi="Times New Roman" w:cs="Times New Roman"/>
-        </w:rPr>
-      </w:pPr>
+        <w:t xml:space="preserve">, s. f. [En línea]. </w:t>
+      </w:r>
+      <w:r>
+        <w:rPr>
+          <w:rFonts w:ascii="Times New Roman" w:hAnsi="Times New Roman" w:cs="Times New Roman"/>
+        </w:rPr>
+        <w:t>Disponible en: https://www.mongodb.com/es/docs/manual/data-modeling/. [Accedido: 26-sep-2026].</w:t>
+      </w:r>
     </w:p>
     <w:p>
       <w:pPr>

--- a/Entregables/Paper técnico.docx
+++ b/Entregables/Paper técnico.docx
@@ -804,7 +804,19 @@
         <w:rPr>
           <w:rFonts w:ascii="Times New Roman" w:hAnsi="Times New Roman" w:cs="Times New Roman"/>
         </w:rPr>
-        <w:t>El diseño del esquema de datos se compone de tres colecciones principales estratégicamente estructuradas para optimizar el rendimiento y la consistencia:</w:t>
+        <w:t xml:space="preserve">El diseño del esquema de datos se compone de </w:t>
+      </w:r>
+      <w:r>
+        <w:rPr>
+          <w:rFonts w:ascii="Times New Roman" w:hAnsi="Times New Roman" w:cs="Times New Roman"/>
+        </w:rPr>
+        <w:t>cuatro</w:t>
+      </w:r>
+      <w:r>
+        <w:rPr>
+          <w:rFonts w:ascii="Times New Roman" w:hAnsi="Times New Roman" w:cs="Times New Roman"/>
+        </w:rPr>
+        <w:t xml:space="preserve"> colecciones principales estratégicamente estructuradas para optimizar el rendimiento y la consistencia:</w:t>
       </w:r>
     </w:p>
     <w:p>
@@ -864,13 +876,25 @@
           <w:b/>
           <w:bCs/>
         </w:rPr>
-        <w:t>Colección de clientes:</w:t>
-      </w:r>
-      <w:r>
-        <w:rPr>
-          <w:rFonts w:ascii="Times New Roman" w:hAnsi="Times New Roman" w:cs="Times New Roman"/>
-        </w:rPr>
-        <w:t xml:space="preserve"> Corresponde a los datos de los usuarios de la plataforma. Se gestiona mediante documentos independientes referenciados desde otras colecciones a través de una clave única (</w:t>
+        <w:t>Colección de comercios:</w:t>
+      </w:r>
+      <w:r>
+        <w:rPr>
+          <w:rFonts w:ascii="Times New Roman" w:hAnsi="Times New Roman" w:cs="Times New Roman"/>
+        </w:rPr>
+        <w:t xml:space="preserve"> </w:t>
+      </w:r>
+      <w:r>
+        <w:rPr>
+          <w:rFonts w:ascii="Times New Roman" w:hAnsi="Times New Roman" w:cs="Times New Roman"/>
+        </w:rPr>
+        <w:t>Representa los establecimientos afiliados</w:t>
+      </w:r>
+      <w:r>
+        <w:rPr>
+          <w:rFonts w:ascii="Times New Roman" w:hAnsi="Times New Roman" w:cs="Times New Roman"/>
+        </w:rPr>
+        <w:t xml:space="preserve"> a la plataforma. Se implementa mediante documentos independientes referenciados desde otras colecciones a través de una clave única (</w:t>
       </w:r>
       <w:r>
         <w:rPr>
@@ -878,13 +902,37 @@
           <w:sz w:val="20"/>
           <w:szCs w:val="20"/>
         </w:rPr>
-        <w:t>cliente_id</w:t>
-      </w:r>
-      <w:r>
-        <w:rPr>
-          <w:rFonts w:ascii="Times New Roman" w:hAnsi="Times New Roman" w:cs="Times New Roman"/>
-        </w:rPr>
-        <w:t>). Incluye información e contacto y una estructura embebida para la dirección física (</w:t>
+        <w:t>_id</w:t>
+      </w:r>
+      <w:r>
+        <w:rPr>
+          <w:rFonts w:ascii="Times New Roman" w:hAnsi="Times New Roman" w:cs="Times New Roman"/>
+        </w:rPr>
+        <w:t>)</w:t>
+      </w:r>
+      <w:r>
+        <w:rPr>
+          <w:rFonts w:ascii="Times New Roman" w:hAnsi="Times New Roman" w:cs="Times New Roman"/>
+        </w:rPr>
+        <w:t>. Cada documento alamacena la información general del comercio (nombre,</w:t>
+      </w:r>
+      <w:r>
+        <w:rPr>
+          <w:rFonts w:ascii="Times New Roman" w:hAnsi="Times New Roman" w:cs="Times New Roman"/>
+        </w:rPr>
+        <w:t xml:space="preserve"> correo, teléfono, categoría y estado operativo</w:t>
+      </w:r>
+      <w:r>
+        <w:rPr>
+          <w:rFonts w:ascii="Times New Roman" w:hAnsi="Times New Roman" w:cs="Times New Roman"/>
+        </w:rPr>
+        <w:t>)</w:t>
+      </w:r>
+      <w:r>
+        <w:rPr>
+          <w:rFonts w:ascii="Times New Roman" w:hAnsi="Times New Roman" w:cs="Times New Roman"/>
+        </w:rPr>
+        <w:t xml:space="preserve"> y utiliza un objeto embebido para gestionar su dirección física (</w:t>
       </w:r>
       <w:r>
         <w:rPr>
@@ -896,18 +944,42 @@
       </w:r>
       <w:r>
         <w:rPr>
-          <w:rFonts w:ascii="Times New Roman" w:hAnsi="Times New Roman" w:cs="Times New Roman"/>
-        </w:rPr>
-        <w:t>).</w:t>
+          <w:rFonts w:ascii="Consolas" w:hAnsi="Consolas" w:cs="Times New Roman"/>
+          <w:sz w:val="20"/>
+          <w:szCs w:val="20"/>
+        </w:rPr>
+        <w:t xml:space="preserve"> </w:t>
+      </w:r>
+      <w:r>
+        <w:rPr>
+          <w:rFonts w:ascii="Times New Roman" w:hAnsi="Times New Roman" w:cs="Times New Roman"/>
+          <w:sz w:val="20"/>
+          <w:szCs w:val="20"/>
+        </w:rPr>
+        <w:t>y</w:t>
+      </w:r>
+      <w:r>
+        <w:rPr>
+          <w:rFonts w:ascii="Consolas" w:hAnsi="Consolas" w:cs="Times New Roman"/>
+          <w:sz w:val="20"/>
+          <w:szCs w:val="20"/>
+        </w:rPr>
+        <w:t xml:space="preserve"> dirección exacta</w:t>
+      </w:r>
+      <w:r>
+        <w:rPr>
+          <w:rFonts w:ascii="Times New Roman" w:hAnsi="Times New Roman" w:cs="Times New Roman"/>
+        </w:rPr>
+        <w:t>)</w:t>
       </w:r>
     </w:p>
     <w:p>
       <w:pPr>
         <w:pStyle w:val="Prrafodelista"/>
-        <w:spacing w:line="240" w:lineRule="auto"/>
-        <w:jc w:val="both"/>
-        <w:rPr>
-          <w:rFonts w:ascii="Times New Roman" w:hAnsi="Times New Roman" w:cs="Times New Roman"/>
+        <w:rPr>
+          <w:rFonts w:ascii="Times New Roman" w:hAnsi="Times New Roman" w:cs="Times New Roman"/>
+          <w:b/>
+          <w:bCs/>
         </w:rPr>
       </w:pPr>
     </w:p>
@@ -930,13 +1002,13 @@
           <w:b/>
           <w:bCs/>
         </w:rPr>
-        <w:t>Colección de pedidos (Historial transaccional):</w:t>
-      </w:r>
-      <w:r>
-        <w:rPr>
-          <w:rFonts w:ascii="Times New Roman" w:hAnsi="Times New Roman" w:cs="Times New Roman"/>
-        </w:rPr>
-        <w:t xml:space="preserve"> Implemente el patrón de documentos embebidos, en lugar de normalizar los detalles de la compra en tablas hijas, cada documento de pedido contiene un arreglo (</w:t>
+        <w:t>Colección de clientes:</w:t>
+      </w:r>
+      <w:r>
+        <w:rPr>
+          <w:rFonts w:ascii="Times New Roman" w:hAnsi="Times New Roman" w:cs="Times New Roman"/>
+        </w:rPr>
+        <w:t xml:space="preserve"> Corresponde a los datos de los usuarios de la plataforma. Se gestiona mediante documentos independientes referenciados desde otras colecciones a través de una clave única (</w:t>
       </w:r>
       <w:r>
         <w:rPr>
@@ -944,13 +1016,86 @@
           <w:sz w:val="20"/>
           <w:szCs w:val="20"/>
         </w:rPr>
+        <w:t>cliente_id</w:t>
+      </w:r>
+      <w:r>
+        <w:rPr>
+          <w:rFonts w:ascii="Times New Roman" w:hAnsi="Times New Roman" w:cs="Times New Roman"/>
+        </w:rPr>
+        <w:t>). Incluye información e contacto y una estructura embebida para la dirección física (</w:t>
+      </w:r>
+      <w:r>
+        <w:rPr>
+          <w:rFonts w:ascii="Consolas" w:hAnsi="Consolas" w:cs="Times New Roman"/>
+          <w:sz w:val="20"/>
+          <w:szCs w:val="20"/>
+        </w:rPr>
+        <w:t>provincia, cantón, distrito</w:t>
+      </w:r>
+      <w:r>
+        <w:rPr>
+          <w:rFonts w:ascii="Times New Roman" w:hAnsi="Times New Roman" w:cs="Times New Roman"/>
+        </w:rPr>
+        <w:t>).</w:t>
+      </w:r>
+    </w:p>
+    <w:p>
+      <w:pPr>
+        <w:pStyle w:val="Prrafodelista"/>
+        <w:spacing w:line="240" w:lineRule="auto"/>
+        <w:jc w:val="both"/>
+        <w:rPr>
+          <w:rFonts w:ascii="Times New Roman" w:hAnsi="Times New Roman" w:cs="Times New Roman"/>
+        </w:rPr>
+      </w:pPr>
+    </w:p>
+    <w:p>
+      <w:pPr>
+        <w:pStyle w:val="Prrafodelista"/>
+        <w:numPr>
+          <w:ilvl w:val="0"/>
+          <w:numId w:val="6"/>
+        </w:numPr>
+        <w:spacing w:line="240" w:lineRule="auto"/>
+        <w:jc w:val="both"/>
+        <w:rPr>
+          <w:rFonts w:ascii="Times New Roman" w:hAnsi="Times New Roman" w:cs="Times New Roman"/>
+        </w:rPr>
+      </w:pPr>
+      <w:r>
+        <w:rPr>
+          <w:rFonts w:ascii="Times New Roman" w:hAnsi="Times New Roman" w:cs="Times New Roman"/>
+          <w:b/>
+          <w:bCs/>
+        </w:rPr>
+        <w:t>Colección de pedidos (Historial transaccional):</w:t>
+      </w:r>
+      <w:r>
+        <w:rPr>
+          <w:rFonts w:ascii="Times New Roman" w:hAnsi="Times New Roman" w:cs="Times New Roman"/>
+        </w:rPr>
+        <w:t xml:space="preserve"> Implemente el patrón de documentos embebidos, en lugar de normalizar los detalles de la compra en tablas hijas, cada documento de pedido contiene un arreglo (</w:t>
+      </w:r>
+      <w:r>
+        <w:rPr>
+          <w:rFonts w:ascii="Consolas" w:hAnsi="Consolas" w:cs="Times New Roman"/>
+          <w:sz w:val="20"/>
+          <w:szCs w:val="20"/>
+        </w:rPr>
         <w:t>líneas_detalle</w:t>
       </w:r>
       <w:r>
         <w:rPr>
           <w:rFonts w:ascii="Times New Roman" w:hAnsi="Times New Roman" w:cs="Times New Roman"/>
         </w:rPr>
-        <w:t xml:space="preserve">) con la lista de productos adquiridos, sus cantidades y precios al momento de la transacción. Este diseño asegura la inmutabilidad histórica del pedido y elimina la necesidad de realizar operaciones </w:t>
+        <w:t xml:space="preserve">) con la lista de productos adquiridos, sus cantidades y precios al momento de la transacción. Este diseño asegura la </w:t>
+      </w:r>
+      <w:r>
+        <w:rPr>
+          <w:rFonts w:ascii="Times New Roman" w:hAnsi="Times New Roman" w:cs="Times New Roman"/>
+        </w:rPr>
+        <w:lastRenderedPageBreak/>
+        <w:t xml:space="preserve">inmutabilidad histórica del pedido y elimina la necesidad de realizar operaciones </w:t>
       </w:r>
       <w:r>
         <w:rPr>
@@ -1094,7 +1239,6 @@
           <w:i/>
           <w:iCs/>
         </w:rPr>
-        <w:lastRenderedPageBreak/>
         <w:t xml:space="preserve">Resultados </w:t>
       </w:r>
     </w:p>
@@ -2858,6 +3002,7 @@
   <w:style w:type="character" w:default="1" w:styleId="Fuentedeprrafopredeter">
     <w:name w:val="Default Paragraph Font"/>
     <w:uiPriority w:val="1"/>
+    <w:semiHidden/>
     <w:unhideWhenUsed/>
   </w:style>
   <w:style w:type="table" w:default="1" w:styleId="Tablanormal">
